--- a/docs/legal/review-2026-06-16/rj-ronald-j-antonelli/word/09-rj-professional-responsibility-disclosure-and-consent.docx
+++ b/docs/legal/review-2026-06-16/rj-ronald-j-antonelli/word/09-rj-professional-responsibility-disclosure-and-consent.docx
@@ -13,7 +13,7 @@
     </w:p>
     <w:p>
       <w:r>
-        <w:t>This Professional Responsibility Disclosure and Written Consent (this "Disclosure") is entered into as of [DATE], by and between LoLo Care Inc, a Delaware corporation (the "Company"), and Ronald J. Antonelli ("RJ").</w:t>
+        <w:t>This Professional Responsibility Disclosure and Written Consent (this "Disclosure") is entered into as of [DATE], by and between Lolo Care, Inc., a Delaware corporation (the "Company"), and Ronald J. Antonelli ("RJ").</w:t>
       </w:r>
     </w:p>
     <w:p>
@@ -354,7 +354,7 @@
     </w:p>
     <w:p>
       <w:r>
-        <w:t>LoLo Care Inc</w:t>
+        <w:t>Lolo Care, Inc.</w:t>
       </w:r>
     </w:p>
     <w:p>
@@ -400,7 +400,7 @@
     </w:p>
     <w:p>
       <w:r>
-        <w:t>Reviewed by independent counsel for LoLo Care Inc:</w:t>
+        <w:t>Reviewed by independent counsel for Lolo Care, Inc.:</w:t>
       </w:r>
     </w:p>
     <w:p>
